--- a/docs/common_code/18_quarto_basics/quarto_basics.docx
+++ b/docs/common_code/18_quarto_basics/quarto_basics.docx
@@ -31,7 +31,7 @@
         <w:pStyle w:val="Date"/>
       </w:pPr>
       <w:r>
-        <w:t xml:space="preserve">2026-07-02</w:t>
+        <w:t xml:space="preserve">2026-07-03</w:t>
       </w:r>
     </w:p>
     <w:bookmarkStart w:id="10" w:name="quarto-document-basics"/>

--- a/docs/common_code/18_quarto_basics/quarto_basics.docx
+++ b/docs/common_code/18_quarto_basics/quarto_basics.docx
@@ -31,7 +31,7 @@
         <w:pStyle w:val="Date"/>
       </w:pPr>
       <w:r>
-        <w:t xml:space="preserve">2026-07-03</w:t>
+        <w:t xml:space="preserve">2026-07-04</w:t>
       </w:r>
     </w:p>
     <w:bookmarkStart w:id="10" w:name="quarto-document-basics"/>

--- a/docs/common_code/18_quarto_basics/quarto_basics.docx
+++ b/docs/common_code/18_quarto_basics/quarto_basics.docx
@@ -31,7 +31,7 @@
         <w:pStyle w:val="Date"/>
       </w:pPr>
       <w:r>
-        <w:t xml:space="preserve">2026-07-04</w:t>
+        <w:t xml:space="preserve">2026-07-05</w:t>
       </w:r>
     </w:p>
     <w:bookmarkStart w:id="10" w:name="quarto-document-basics"/>

--- a/docs/common_code/18_quarto_basics/quarto_basics.docx
+++ b/docs/common_code/18_quarto_basics/quarto_basics.docx
@@ -57,25 +57,7 @@
         <w:t xml:space="preserve">.qmd</w:t>
       </w:r>
       <w:r>
-        <w:t xml:space="preserve">) is what powers every worksheet, vignette, and lecture in this</w:t>
-      </w:r>
-      <w:r>
-        <w:t xml:space="preserve"> </w:t>
-      </w:r>
-      <w:r>
-        <w:t xml:space="preserve">course. Understanding its structure lets you write documents where prose and</w:t>
-      </w:r>
-      <w:r>
-        <w:t xml:space="preserve"> </w:t>
-      </w:r>
-      <w:r>
-        <w:t xml:space="preserve">analysis live together — and where every number in your text updates</w:t>
-      </w:r>
-      <w:r>
-        <w:t xml:space="preserve"> </w:t>
-      </w:r>
-      <w:r>
-        <w:t xml:space="preserve">automatically when your data changes.</w:t>
+        <w:t xml:space="preserve">) is what powers every worksheet, vignette, and lecture in this course. Understanding its structure lets you write documents where prose and analysis live together — and where every number in your text updates automatically when your data changes.</w:t>
       </w:r>
     </w:p>
     <w:p>
@@ -240,13 +222,7 @@
         <w:pStyle w:val="FirstParagraph"/>
       </w:pPr>
       <w:r>
-        <w:t xml:space="preserve">The YAML header controls the title, author, output format, and execution</w:t>
-      </w:r>
-      <w:r>
-        <w:t xml:space="preserve"> </w:t>
-      </w:r>
-      <w:r>
-        <w:t xml:space="preserve">behaviour. It must be at the very top of the file, enclosed in</w:t>
+        <w:t xml:space="preserve">The YAML header controls the title, author, output format, and execution behaviour. It must be at the very top of the file, enclosed in</w:t>
       </w:r>
       <w:r>
         <w:t xml:space="preserve"> </w:t>
@@ -959,13 +935,7 @@
               <w:t xml:space="preserve">run</w:t>
             </w:r>
             <w:r>
-              <w:t xml:space="preserve">.</w:t>
-            </w:r>
-            <w:r>
-              <w:t xml:space="preserve"> </w:t>
-            </w:r>
-            <w:r>
-              <w:t xml:space="preserve">For a student worksheet where you want to show code but not run it, set</w:t>
+              <w:t xml:space="preserve">. For a student worksheet where you want to show code but not run it, set</w:t>
             </w:r>
             <w:r>
               <w:t xml:space="preserve"> </w:t>
@@ -1032,14 +1002,14 @@
         <w:rPr>
           <w:rStyle w:val="InformationTok"/>
         </w:rPr>
-        <w:t xml:space="preserve">```{r}</w:t>
-      </w:r>
-      <w:r>
-        <w:br/>
-      </w:r>
-      <w:r>
-        <w:rPr>
-          <w:rStyle w:val="CommentTok"/>
+        <w:t xml:space="preserve">```{{r}}</w:t>
+      </w:r>
+      <w:r>
+        <w:br/>
+      </w:r>
+      <w:r>
+        <w:rPr>
+          <w:rStyle w:val="InformationTok"/>
         </w:rPr>
         <w:t xml:space="preserve">#| echo: true          # show this chunk's code</w:t>
       </w:r>
@@ -1048,7 +1018,7 @@
       </w:r>
       <w:r>
         <w:rPr>
-          <w:rStyle w:val="CommentTok"/>
+          <w:rStyle w:val="InformationTok"/>
         </w:rPr>
         <w:t xml:space="preserve">#| eval: true          # run this chunk</w:t>
       </w:r>
@@ -1057,7 +1027,7 @@
       </w:r>
       <w:r>
         <w:rPr>
-          <w:rStyle w:val="CommentTok"/>
+          <w:rStyle w:val="InformationTok"/>
         </w:rPr>
         <w:t xml:space="preserve">#| warning: false      # suppress warnings for this chunk</w:t>
       </w:r>
@@ -1066,7 +1036,7 @@
       </w:r>
       <w:r>
         <w:rPr>
-          <w:rStyle w:val="CommentTok"/>
+          <w:rStyle w:val="InformationTok"/>
         </w:rPr>
         <w:t xml:space="preserve">#| message: false      # suppress messages for this chunk</w:t>
       </w:r>
@@ -1075,7 +1045,7 @@
       </w:r>
       <w:r>
         <w:rPr>
-          <w:rStyle w:val="CommentTok"/>
+          <w:rStyle w:val="InformationTok"/>
         </w:rPr>
         <w:t xml:space="preserve">#| fig-width: 6        # figure width in inches</w:t>
       </w:r>
@@ -1084,7 +1054,7 @@
       </w:r>
       <w:r>
         <w:rPr>
-          <w:rStyle w:val="CommentTok"/>
+          <w:rStyle w:val="InformationTok"/>
         </w:rPr>
         <w:t xml:space="preserve">#| fig-height: 4       # figure height in inches</w:t>
       </w:r>
@@ -1093,7 +1063,7 @@
       </w:r>
       <w:r>
         <w:rPr>
-          <w:rStyle w:val="CommentTok"/>
+          <w:rStyle w:val="InformationTok"/>
         </w:rPr>
         <w:t xml:space="preserve">#| fig-cap: "Body mass by species"</w:t>
       </w:r>
@@ -1102,7 +1072,7 @@
       </w:r>
       <w:r>
         <w:rPr>
-          <w:rStyle w:val="CommentTok"/>
+          <w:rStyle w:val="InformationTok"/>
         </w:rPr>
         <w:t xml:space="preserve">#| label: fig-penguins # for cross-referencing</w:t>
       </w:r>
@@ -1114,78 +1084,18 @@
       </w:r>
       <w:r>
         <w:rPr>
-          <w:rStyle w:val="FunctionTok"/>
-        </w:rPr>
-        <w:t xml:space="preserve">ggplot</w:t>
-      </w:r>
-      <w:r>
-        <w:rPr>
-          <w:rStyle w:val="NormalTok"/>
-        </w:rPr>
-        <w:t xml:space="preserve">(penguins, </w:t>
-      </w:r>
-      <w:r>
-        <w:rPr>
-          <w:rStyle w:val="FunctionTok"/>
-        </w:rPr>
-        <w:t xml:space="preserve">aes</w:t>
-      </w:r>
-      <w:r>
-        <w:rPr>
-          <w:rStyle w:val="NormalTok"/>
-        </w:rPr>
-        <w:t xml:space="preserve">(</w:t>
-      </w:r>
-      <w:r>
-        <w:rPr>
-          <w:rStyle w:val="AttributeTok"/>
-        </w:rPr>
-        <w:t xml:space="preserve">x =</w:t>
-      </w:r>
-      <w:r>
-        <w:rPr>
-          <w:rStyle w:val="NormalTok"/>
-        </w:rPr>
-        <w:t xml:space="preserve"> species, </w:t>
-      </w:r>
-      <w:r>
-        <w:rPr>
-          <w:rStyle w:val="AttributeTok"/>
-        </w:rPr>
-        <w:t xml:space="preserve">y =</w:t>
-      </w:r>
-      <w:r>
-        <w:rPr>
-          <w:rStyle w:val="NormalTok"/>
-        </w:rPr>
-        <w:t xml:space="preserve"> body_mass_g)) </w:t>
-      </w:r>
-      <w:r>
-        <w:rPr>
-          <w:rStyle w:val="SpecialCharTok"/>
-        </w:rPr>
-        <w:t xml:space="preserve">+</w:t>
-      </w:r>
-      <w:r>
-        <w:br/>
-      </w:r>
-      <w:r>
-        <w:rPr>
-          <w:rStyle w:val="NormalTok"/>
-        </w:rPr>
-        <w:t xml:space="preserve">  </w:t>
-      </w:r>
-      <w:r>
-        <w:rPr>
-          <w:rStyle w:val="FunctionTok"/>
-        </w:rPr>
-        <w:t xml:space="preserve">geom_boxplot</w:t>
-      </w:r>
-      <w:r>
-        <w:rPr>
-          <w:rStyle w:val="NormalTok"/>
-        </w:rPr>
-        <w:t xml:space="preserve">()</w:t>
+          <w:rStyle w:val="InformationTok"/>
+        </w:rPr>
+        <w:t xml:space="preserve">ggplot(penguins, aes(x = species, y = body_mass_g)) +</w:t>
+      </w:r>
+      <w:r>
+        <w:br/>
+      </w:r>
+      <w:r>
+        <w:rPr>
+          <w:rStyle w:val="InformationTok"/>
+        </w:rPr>
+        <w:t xml:space="preserve">  geom_boxplot()</w:t>
       </w:r>
       <w:r>
         <w:br/>
@@ -1859,13 +1769,7 @@
         <w:pStyle w:val="FirstParagraph"/>
       </w:pPr>
       <w:r>
-        <w:t xml:space="preserve">Inline R lets you write results directly in your text. Values update</w:t>
-      </w:r>
-      <w:r>
-        <w:t xml:space="preserve"> </w:t>
-      </w:r>
-      <w:r>
-        <w:t xml:space="preserve">automatically when your data changes — no more copy-pasting numbers.</w:t>
+        <w:t xml:space="preserve">Inline R lets you write results directly in your text. Values update automatically when your data changes — no more copy-pasting numbers.</w:t>
       </w:r>
     </w:p>
     <w:p>
@@ -1923,14 +1827,14 @@
         <w:rPr>
           <w:rStyle w:val="InformationTok"/>
         </w:rPr>
-        <w:t xml:space="preserve">```{r}</w:t>
-      </w:r>
-      <w:r>
-        <w:br/>
-      </w:r>
-      <w:r>
-        <w:rPr>
-          <w:rStyle w:val="CommentTok"/>
+        <w:t xml:space="preserve">```{{r}}</w:t>
+      </w:r>
+      <w:r>
+        <w:br/>
+      </w:r>
+      <w:r>
+        <w:rPr>
+          <w:rStyle w:val="InformationTok"/>
         </w:rPr>
         <w:t xml:space="preserve">#| echo: false</w:t>
       </w:r>
@@ -1939,7 +1843,7 @@
       </w:r>
       <w:r>
         <w:rPr>
-          <w:rStyle w:val="CommentTok"/>
+          <w:rStyle w:val="InformationTok"/>
         </w:rPr>
         <w:t xml:space="preserve">#| eval: true</w:t>
       </w:r>
@@ -1948,663 +1852,135 @@
       </w:r>
       <w:r>
         <w:rPr>
-          <w:rStyle w:val="FunctionTok"/>
-        </w:rPr>
-        <w:t xml:space="preserve">library</w:t>
-      </w:r>
-      <w:r>
-        <w:rPr>
-          <w:rStyle w:val="NormalTok"/>
-        </w:rPr>
-        <w:t xml:space="preserve">(tidyverse)</w:t>
-      </w:r>
-      <w:r>
-        <w:br/>
-      </w:r>
-      <w:r>
-        <w:rPr>
-          <w:rStyle w:val="FunctionTok"/>
-        </w:rPr>
-        <w:t xml:space="preserve">library</w:t>
-      </w:r>
-      <w:r>
-        <w:rPr>
-          <w:rStyle w:val="NormalTok"/>
-        </w:rPr>
-        <w:t xml:space="preserve">(palmerpenguins)</w:t>
-      </w:r>
-      <w:r>
-        <w:br/>
-      </w:r>
-      <w:r>
-        <w:rPr>
-          <w:rStyle w:val="FunctionTok"/>
-        </w:rPr>
-        <w:t xml:space="preserve">library</w:t>
-      </w:r>
-      <w:r>
-        <w:rPr>
-          <w:rStyle w:val="NormalTok"/>
-        </w:rPr>
-        <w:t xml:space="preserve">(broom)</w:t>
-      </w:r>
-      <w:r>
-        <w:br/>
-      </w:r>
-      <w:r>
-        <w:br/>
-      </w:r>
-      <w:r>
-        <w:rPr>
-          <w:rStyle w:val="NormalTok"/>
-        </w:rPr>
-        <w:t xml:space="preserve">mean_mass  </w:t>
-      </w:r>
-      <w:r>
-        <w:rPr>
-          <w:rStyle w:val="OtherTok"/>
-        </w:rPr>
-        <w:t xml:space="preserve">&lt;-</w:t>
-      </w:r>
-      <w:r>
-        <w:rPr>
-          <w:rStyle w:val="NormalTok"/>
-        </w:rPr>
-        <w:t xml:space="preserve"> </w:t>
-      </w:r>
-      <w:r>
-        <w:rPr>
-          <w:rStyle w:val="FunctionTok"/>
-        </w:rPr>
-        <w:t xml:space="preserve">mean</w:t>
-      </w:r>
-      <w:r>
-        <w:rPr>
-          <w:rStyle w:val="NormalTok"/>
-        </w:rPr>
-        <w:t xml:space="preserve">(penguins</w:t>
-      </w:r>
-      <w:r>
-        <w:rPr>
-          <w:rStyle w:val="SpecialCharTok"/>
-        </w:rPr>
-        <w:t xml:space="preserve">$</w:t>
-      </w:r>
-      <w:r>
-        <w:rPr>
-          <w:rStyle w:val="NormalTok"/>
-        </w:rPr>
-        <w:t xml:space="preserve">body_mass_g, </w:t>
-      </w:r>
-      <w:r>
-        <w:rPr>
-          <w:rStyle w:val="AttributeTok"/>
-        </w:rPr>
-        <w:t xml:space="preserve">na.rm =</w:t>
-      </w:r>
-      <w:r>
-        <w:rPr>
-          <w:rStyle w:val="NormalTok"/>
-        </w:rPr>
-        <w:t xml:space="preserve"> </w:t>
-      </w:r>
-      <w:r>
-        <w:rPr>
-          <w:rStyle w:val="ConstantTok"/>
-        </w:rPr>
-        <w:t xml:space="preserve">TRUE</w:t>
-      </w:r>
-      <w:r>
-        <w:rPr>
-          <w:rStyle w:val="NormalTok"/>
-        </w:rPr>
-        <w:t xml:space="preserve">) </w:t>
-      </w:r>
-      <w:r>
-        <w:rPr>
-          <w:rStyle w:val="SpecialCharTok"/>
-        </w:rPr>
-        <w:t xml:space="preserve">|&gt;</w:t>
-      </w:r>
-      <w:r>
-        <w:rPr>
-          <w:rStyle w:val="NormalTok"/>
-        </w:rPr>
-        <w:t xml:space="preserve"> </w:t>
-      </w:r>
-      <w:r>
-        <w:rPr>
-          <w:rStyle w:val="FunctionTok"/>
-        </w:rPr>
-        <w:t xml:space="preserve">round</w:t>
-      </w:r>
-      <w:r>
-        <w:rPr>
-          <w:rStyle w:val="NormalTok"/>
-        </w:rPr>
-        <w:t xml:space="preserve">(</w:t>
-      </w:r>
-      <w:r>
-        <w:rPr>
-          <w:rStyle w:val="DecValTok"/>
-        </w:rPr>
-        <w:t xml:space="preserve">1</w:t>
-      </w:r>
-      <w:r>
-        <w:rPr>
-          <w:rStyle w:val="NormalTok"/>
-        </w:rPr>
-        <w:t xml:space="preserve">)</w:t>
-      </w:r>
-      <w:r>
-        <w:br/>
-      </w:r>
-      <w:r>
-        <w:rPr>
-          <w:rStyle w:val="NormalTok"/>
-        </w:rPr>
-        <w:t xml:space="preserve">n_penguins </w:t>
-      </w:r>
-      <w:r>
-        <w:rPr>
-          <w:rStyle w:val="OtherTok"/>
-        </w:rPr>
-        <w:t xml:space="preserve">&lt;-</w:t>
-      </w:r>
-      <w:r>
-        <w:rPr>
-          <w:rStyle w:val="NormalTok"/>
-        </w:rPr>
-        <w:t xml:space="preserve"> </w:t>
-      </w:r>
-      <w:r>
-        <w:rPr>
-          <w:rStyle w:val="FunctionTok"/>
-        </w:rPr>
-        <w:t xml:space="preserve">sum</w:t>
-      </w:r>
-      <w:r>
-        <w:rPr>
-          <w:rStyle w:val="NormalTok"/>
-        </w:rPr>
-        <w:t xml:space="preserve">(</w:t>
-      </w:r>
-      <w:r>
-        <w:rPr>
-          <w:rStyle w:val="SpecialCharTok"/>
-        </w:rPr>
-        <w:t xml:space="preserve">!</w:t>
-      </w:r>
-      <w:r>
-        <w:rPr>
-          <w:rStyle w:val="FunctionTok"/>
-        </w:rPr>
-        <w:t xml:space="preserve">is.na</w:t>
-      </w:r>
-      <w:r>
-        <w:rPr>
-          <w:rStyle w:val="NormalTok"/>
-        </w:rPr>
-        <w:t xml:space="preserve">(penguins</w:t>
-      </w:r>
-      <w:r>
-        <w:rPr>
-          <w:rStyle w:val="SpecialCharTok"/>
-        </w:rPr>
-        <w:t xml:space="preserve">$</w:t>
-      </w:r>
-      <w:r>
-        <w:rPr>
-          <w:rStyle w:val="NormalTok"/>
-        </w:rPr>
-        <w:t xml:space="preserve">body_mass_g))</w:t>
-      </w:r>
-      <w:r>
-        <w:br/>
-      </w:r>
-      <w:r>
-        <w:rPr>
-          <w:rStyle w:val="NormalTok"/>
-        </w:rPr>
-        <w:t xml:space="preserve">n_species  </w:t>
-      </w:r>
-      <w:r>
-        <w:rPr>
-          <w:rStyle w:val="OtherTok"/>
-        </w:rPr>
-        <w:t xml:space="preserve">&lt;-</w:t>
-      </w:r>
-      <w:r>
-        <w:rPr>
-          <w:rStyle w:val="NormalTok"/>
-        </w:rPr>
-        <w:t xml:space="preserve"> </w:t>
-      </w:r>
-      <w:r>
-        <w:rPr>
-          <w:rStyle w:val="FunctionTok"/>
-        </w:rPr>
-        <w:t xml:space="preserve">n_distinct</w:t>
-      </w:r>
-      <w:r>
-        <w:rPr>
-          <w:rStyle w:val="NormalTok"/>
-        </w:rPr>
-        <w:t xml:space="preserve">(penguins</w:t>
-      </w:r>
-      <w:r>
-        <w:rPr>
-          <w:rStyle w:val="SpecialCharTok"/>
-        </w:rPr>
-        <w:t xml:space="preserve">$</w:t>
-      </w:r>
-      <w:r>
-        <w:rPr>
-          <w:rStyle w:val="NormalTok"/>
-        </w:rPr>
-        <w:t xml:space="preserve">species)</w:t>
-      </w:r>
-      <w:r>
-        <w:br/>
-      </w:r>
-      <w:r>
-        <w:br/>
-      </w:r>
-      <w:r>
-        <w:rPr>
-          <w:rStyle w:val="NormalTok"/>
-        </w:rPr>
-        <w:t xml:space="preserve">model </w:t>
-      </w:r>
-      <w:r>
-        <w:rPr>
-          <w:rStyle w:val="OtherTok"/>
-        </w:rPr>
-        <w:t xml:space="preserve">&lt;-</w:t>
-      </w:r>
-      <w:r>
-        <w:rPr>
-          <w:rStyle w:val="NormalTok"/>
-        </w:rPr>
-        <w:t xml:space="preserve"> </w:t>
-      </w:r>
-      <w:r>
-        <w:rPr>
-          <w:rStyle w:val="FunctionTok"/>
-        </w:rPr>
-        <w:t xml:space="preserve">lm</w:t>
-      </w:r>
-      <w:r>
-        <w:rPr>
-          <w:rStyle w:val="NormalTok"/>
-        </w:rPr>
-        <w:t xml:space="preserve">(body_mass_g </w:t>
-      </w:r>
-      <w:r>
-        <w:rPr>
-          <w:rStyle w:val="SpecialCharTok"/>
-        </w:rPr>
-        <w:t xml:space="preserve">~</w:t>
-      </w:r>
-      <w:r>
-        <w:rPr>
-          <w:rStyle w:val="NormalTok"/>
-        </w:rPr>
-        <w:t xml:space="preserve"> flipper_length_mm,</w:t>
-      </w:r>
-      <w:r>
-        <w:br/>
-      </w:r>
-      <w:r>
-        <w:rPr>
-          <w:rStyle w:val="NormalTok"/>
-        </w:rPr>
-        <w:t xml:space="preserve">            </w:t>
-      </w:r>
-      <w:r>
-        <w:rPr>
-          <w:rStyle w:val="AttributeTok"/>
-        </w:rPr>
-        <w:t xml:space="preserve">data =</w:t>
-      </w:r>
-      <w:r>
-        <w:rPr>
-          <w:rStyle w:val="NormalTok"/>
-        </w:rPr>
-        <w:t xml:space="preserve"> penguins </w:t>
-      </w:r>
-      <w:r>
-        <w:rPr>
-          <w:rStyle w:val="SpecialCharTok"/>
-        </w:rPr>
-        <w:t xml:space="preserve">|&gt;</w:t>
-      </w:r>
-      <w:r>
-        <w:rPr>
-          <w:rStyle w:val="NormalTok"/>
-        </w:rPr>
-        <w:t xml:space="preserve"> </w:t>
-      </w:r>
-      <w:r>
-        <w:rPr>
-          <w:rStyle w:val="FunctionTok"/>
-        </w:rPr>
-        <w:t xml:space="preserve">drop_na</w:t>
-      </w:r>
-      <w:r>
-        <w:rPr>
-          <w:rStyle w:val="NormalTok"/>
-        </w:rPr>
-        <w:t xml:space="preserve">())</w:t>
-      </w:r>
-      <w:r>
-        <w:br/>
-      </w:r>
-      <w:r>
-        <w:rPr>
-          <w:rStyle w:val="NormalTok"/>
-        </w:rPr>
-        <w:t xml:space="preserve">res   </w:t>
-      </w:r>
-      <w:r>
-        <w:rPr>
-          <w:rStyle w:val="OtherTok"/>
-        </w:rPr>
-        <w:t xml:space="preserve">&lt;-</w:t>
-      </w:r>
-      <w:r>
-        <w:rPr>
-          <w:rStyle w:val="NormalTok"/>
-        </w:rPr>
-        <w:t xml:space="preserve"> </w:t>
-      </w:r>
-      <w:r>
-        <w:rPr>
-          <w:rStyle w:val="FunctionTok"/>
-        </w:rPr>
-        <w:t xml:space="preserve">tidy</w:t>
-      </w:r>
-      <w:r>
-        <w:rPr>
-          <w:rStyle w:val="NormalTok"/>
-        </w:rPr>
-        <w:t xml:space="preserve">(model, </w:t>
-      </w:r>
-      <w:r>
-        <w:rPr>
-          <w:rStyle w:val="AttributeTok"/>
-        </w:rPr>
-        <w:t xml:space="preserve">conf.int =</w:t>
-      </w:r>
-      <w:r>
-        <w:rPr>
-          <w:rStyle w:val="NormalTok"/>
-        </w:rPr>
-        <w:t xml:space="preserve"> </w:t>
-      </w:r>
-      <w:r>
-        <w:rPr>
-          <w:rStyle w:val="ConstantTok"/>
-        </w:rPr>
-        <w:t xml:space="preserve">TRUE</w:t>
-      </w:r>
-      <w:r>
-        <w:rPr>
-          <w:rStyle w:val="NormalTok"/>
-        </w:rPr>
-        <w:t xml:space="preserve">)</w:t>
-      </w:r>
-      <w:r>
-        <w:br/>
-      </w:r>
-      <w:r>
-        <w:rPr>
-          <w:rStyle w:val="NormalTok"/>
-        </w:rPr>
-        <w:t xml:space="preserve">fit   </w:t>
-      </w:r>
-      <w:r>
-        <w:rPr>
-          <w:rStyle w:val="OtherTok"/>
-        </w:rPr>
-        <w:t xml:space="preserve">&lt;-</w:t>
-      </w:r>
-      <w:r>
-        <w:rPr>
-          <w:rStyle w:val="NormalTok"/>
-        </w:rPr>
-        <w:t xml:space="preserve"> </w:t>
-      </w:r>
-      <w:r>
-        <w:rPr>
-          <w:rStyle w:val="FunctionTok"/>
-        </w:rPr>
-        <w:t xml:space="preserve">glance</w:t>
-      </w:r>
-      <w:r>
-        <w:rPr>
-          <w:rStyle w:val="NormalTok"/>
-        </w:rPr>
-        <w:t xml:space="preserve">(model)</w:t>
-      </w:r>
-      <w:r>
-        <w:br/>
-      </w:r>
-      <w:r>
-        <w:br/>
-      </w:r>
-      <w:r>
-        <w:rPr>
-          <w:rStyle w:val="NormalTok"/>
-        </w:rPr>
-        <w:t xml:space="preserve">slope    </w:t>
-      </w:r>
-      <w:r>
-        <w:rPr>
-          <w:rStyle w:val="OtherTok"/>
-        </w:rPr>
-        <w:t xml:space="preserve">&lt;-</w:t>
-      </w:r>
-      <w:r>
-        <w:rPr>
-          <w:rStyle w:val="NormalTok"/>
-        </w:rPr>
-        <w:t xml:space="preserve"> </w:t>
-      </w:r>
-      <w:r>
-        <w:rPr>
-          <w:rStyle w:val="FunctionTok"/>
-        </w:rPr>
-        <w:t xml:space="preserve">round</w:t>
-      </w:r>
-      <w:r>
-        <w:rPr>
-          <w:rStyle w:val="NormalTok"/>
-        </w:rPr>
-        <w:t xml:space="preserve">(res</w:t>
-      </w:r>
-      <w:r>
-        <w:rPr>
-          <w:rStyle w:val="SpecialCharTok"/>
-        </w:rPr>
-        <w:t xml:space="preserve">$</w:t>
-      </w:r>
-      <w:r>
-        <w:rPr>
-          <w:rStyle w:val="NormalTok"/>
-        </w:rPr>
-        <w:t xml:space="preserve">estimate[</w:t>
-      </w:r>
-      <w:r>
-        <w:rPr>
-          <w:rStyle w:val="DecValTok"/>
-        </w:rPr>
-        <w:t xml:space="preserve">2</w:t>
-      </w:r>
-      <w:r>
-        <w:rPr>
-          <w:rStyle w:val="NormalTok"/>
-        </w:rPr>
-        <w:t xml:space="preserve">], </w:t>
-      </w:r>
-      <w:r>
-        <w:rPr>
-          <w:rStyle w:val="DecValTok"/>
-        </w:rPr>
-        <w:t xml:space="preserve">1</w:t>
-      </w:r>
-      <w:r>
-        <w:rPr>
-          <w:rStyle w:val="NormalTok"/>
-        </w:rPr>
-        <w:t xml:space="preserve">)</w:t>
-      </w:r>
-      <w:r>
-        <w:br/>
-      </w:r>
-      <w:r>
-        <w:rPr>
-          <w:rStyle w:val="NormalTok"/>
-        </w:rPr>
-        <w:t xml:space="preserve">r_sq     </w:t>
-      </w:r>
-      <w:r>
-        <w:rPr>
-          <w:rStyle w:val="OtherTok"/>
-        </w:rPr>
-        <w:t xml:space="preserve">&lt;-</w:t>
-      </w:r>
-      <w:r>
-        <w:rPr>
-          <w:rStyle w:val="NormalTok"/>
-        </w:rPr>
-        <w:t xml:space="preserve"> </w:t>
-      </w:r>
-      <w:r>
-        <w:rPr>
-          <w:rStyle w:val="FunctionTok"/>
-        </w:rPr>
-        <w:t xml:space="preserve">round</w:t>
-      </w:r>
-      <w:r>
-        <w:rPr>
-          <w:rStyle w:val="NormalTok"/>
-        </w:rPr>
-        <w:t xml:space="preserve">(fit</w:t>
-      </w:r>
-      <w:r>
-        <w:rPr>
-          <w:rStyle w:val="SpecialCharTok"/>
-        </w:rPr>
-        <w:t xml:space="preserve">$</w:t>
-      </w:r>
-      <w:r>
-        <w:rPr>
-          <w:rStyle w:val="NormalTok"/>
-        </w:rPr>
-        <w:t xml:space="preserve">r.squared, </w:t>
-      </w:r>
-      <w:r>
-        <w:rPr>
-          <w:rStyle w:val="DecValTok"/>
-        </w:rPr>
-        <w:t xml:space="preserve">3</w:t>
-      </w:r>
-      <w:r>
-        <w:rPr>
-          <w:rStyle w:val="NormalTok"/>
-        </w:rPr>
-        <w:t xml:space="preserve">)</w:t>
-      </w:r>
-      <w:r>
-        <w:br/>
-      </w:r>
-      <w:r>
-        <w:rPr>
-          <w:rStyle w:val="NormalTok"/>
-        </w:rPr>
-        <w:t xml:space="preserve">f_val    </w:t>
-      </w:r>
-      <w:r>
-        <w:rPr>
-          <w:rStyle w:val="OtherTok"/>
-        </w:rPr>
-        <w:t xml:space="preserve">&lt;-</w:t>
-      </w:r>
-      <w:r>
-        <w:rPr>
-          <w:rStyle w:val="NormalTok"/>
-        </w:rPr>
-        <w:t xml:space="preserve"> </w:t>
-      </w:r>
-      <w:r>
-        <w:rPr>
-          <w:rStyle w:val="FunctionTok"/>
-        </w:rPr>
-        <w:t xml:space="preserve">round</w:t>
-      </w:r>
-      <w:r>
-        <w:rPr>
-          <w:rStyle w:val="NormalTok"/>
-        </w:rPr>
-        <w:t xml:space="preserve">(fit</w:t>
-      </w:r>
-      <w:r>
-        <w:rPr>
-          <w:rStyle w:val="SpecialCharTok"/>
-        </w:rPr>
-        <w:t xml:space="preserve">$</w:t>
-      </w:r>
-      <w:r>
-        <w:rPr>
-          <w:rStyle w:val="NormalTok"/>
-        </w:rPr>
-        <w:t xml:space="preserve">statistic, </w:t>
-      </w:r>
-      <w:r>
-        <w:rPr>
-          <w:rStyle w:val="DecValTok"/>
-        </w:rPr>
-        <w:t xml:space="preserve">1</w:t>
-      </w:r>
-      <w:r>
-        <w:rPr>
-          <w:rStyle w:val="NormalTok"/>
-        </w:rPr>
-        <w:t xml:space="preserve">)</w:t>
-      </w:r>
-      <w:r>
-        <w:br/>
-      </w:r>
-      <w:r>
-        <w:rPr>
-          <w:rStyle w:val="NormalTok"/>
-        </w:rPr>
-        <w:t xml:space="preserve">p_model  </w:t>
-      </w:r>
-      <w:r>
-        <w:rPr>
-          <w:rStyle w:val="OtherTok"/>
-        </w:rPr>
-        <w:t xml:space="preserve">&lt;-</w:t>
-      </w:r>
-      <w:r>
-        <w:rPr>
-          <w:rStyle w:val="NormalTok"/>
-        </w:rPr>
-        <w:t xml:space="preserve"> fit</w:t>
-      </w:r>
-      <w:r>
-        <w:rPr>
-          <w:rStyle w:val="SpecialCharTok"/>
-        </w:rPr>
-        <w:t xml:space="preserve">$</w:t>
-      </w:r>
-      <w:r>
-        <w:rPr>
-          <w:rStyle w:val="NormalTok"/>
-        </w:rPr>
-        <w:t xml:space="preserve">p.value</w:t>
+          <w:rStyle w:val="InformationTok"/>
+        </w:rPr>
+        <w:t xml:space="preserve">library(tidyverse)</w:t>
+      </w:r>
+      <w:r>
+        <w:br/>
+      </w:r>
+      <w:r>
+        <w:rPr>
+          <w:rStyle w:val="InformationTok"/>
+        </w:rPr>
+        <w:t xml:space="preserve">library(palmerpenguins)</w:t>
+      </w:r>
+      <w:r>
+        <w:br/>
+      </w:r>
+      <w:r>
+        <w:rPr>
+          <w:rStyle w:val="InformationTok"/>
+        </w:rPr>
+        <w:t xml:space="preserve">library(broom)</w:t>
+      </w:r>
+      <w:r>
+        <w:br/>
+      </w:r>
+      <w:r>
+        <w:br/>
+      </w:r>
+      <w:r>
+        <w:rPr>
+          <w:rStyle w:val="InformationTok"/>
+        </w:rPr>
+        <w:t xml:space="preserve">mean_mass  &lt;- mean(penguins$body_mass_g, na.rm = TRUE) |&gt; round(1)</w:t>
+      </w:r>
+      <w:r>
+        <w:br/>
+      </w:r>
+      <w:r>
+        <w:rPr>
+          <w:rStyle w:val="InformationTok"/>
+        </w:rPr>
+        <w:t xml:space="preserve">n_penguins &lt;- sum(!is.na(penguins$body_mass_g))</w:t>
+      </w:r>
+      <w:r>
+        <w:br/>
+      </w:r>
+      <w:r>
+        <w:rPr>
+          <w:rStyle w:val="InformationTok"/>
+        </w:rPr>
+        <w:t xml:space="preserve">n_species  &lt;- n_distinct(penguins$species)</w:t>
+      </w:r>
+      <w:r>
+        <w:br/>
+      </w:r>
+      <w:r>
+        <w:br/>
+      </w:r>
+      <w:r>
+        <w:rPr>
+          <w:rStyle w:val="InformationTok"/>
+        </w:rPr>
+        <w:t xml:space="preserve">model &lt;- lm(body_mass_g ~ flipper_length_mm,</w:t>
+      </w:r>
+      <w:r>
+        <w:br/>
+      </w:r>
+      <w:r>
+        <w:rPr>
+          <w:rStyle w:val="InformationTok"/>
+        </w:rPr>
+        <w:t xml:space="preserve">            data = penguins |&gt; drop_na())</w:t>
+      </w:r>
+      <w:r>
+        <w:br/>
+      </w:r>
+      <w:r>
+        <w:rPr>
+          <w:rStyle w:val="InformationTok"/>
+        </w:rPr>
+        <w:t xml:space="preserve">res   &lt;- tidy(model, conf.int = TRUE)</w:t>
+      </w:r>
+      <w:r>
+        <w:br/>
+      </w:r>
+      <w:r>
+        <w:rPr>
+          <w:rStyle w:val="InformationTok"/>
+        </w:rPr>
+        <w:t xml:space="preserve">fit   &lt;- glance(model)</w:t>
+      </w:r>
+      <w:r>
+        <w:br/>
+      </w:r>
+      <w:r>
+        <w:br/>
+      </w:r>
+      <w:r>
+        <w:rPr>
+          <w:rStyle w:val="InformationTok"/>
+        </w:rPr>
+        <w:t xml:space="preserve">slope    &lt;- round(res$estimate[2], 1)</w:t>
+      </w:r>
+      <w:r>
+        <w:br/>
+      </w:r>
+      <w:r>
+        <w:rPr>
+          <w:rStyle w:val="InformationTok"/>
+        </w:rPr>
+        <w:t xml:space="preserve">r_sq     &lt;- round(fit$r.squared, 3)</w:t>
+      </w:r>
+      <w:r>
+        <w:br/>
+      </w:r>
+      <w:r>
+        <w:rPr>
+          <w:rStyle w:val="InformationTok"/>
+        </w:rPr>
+        <w:t xml:space="preserve">f_val    &lt;- round(fit$statistic, 1)</w:t>
+      </w:r>
+      <w:r>
+        <w:br/>
+      </w:r>
+      <w:r>
+        <w:rPr>
+          <w:rStyle w:val="InformationTok"/>
+        </w:rPr>
+        <w:t xml:space="preserve">p_model  &lt;- fit$p.value</w:t>
       </w:r>
       <w:r>
         <w:br/>
@@ -2778,49 +2154,37 @@
               <w:spacing w:before="16" w:after="16"/>
             </w:pPr>
             <w:r>
-              <w:t xml:space="preserve">Copy-pasted numbers go stale the moment your data or model changes. Always</w:t>
+              <w:t xml:space="preserve">Copy-pasted numbers go stale the moment your data or model changes. Always extract values with</w:t>
             </w:r>
             <w:r>
               <w:t xml:space="preserve"> </w:t>
             </w:r>
             <w:r>
-              <w:t xml:space="preserve">extract values with</w:t>
+              <w:rPr>
+                <w:rStyle w:val="VerbatimChar"/>
+              </w:rPr>
+              <w:t xml:space="preserve">tidy()</w:t>
             </w:r>
             <w:r>
               <w:t xml:space="preserve"> </w:t>
             </w:r>
             <w:r>
-              <w:rPr>
-                <w:rStyle w:val="VerbatimChar"/>
-              </w:rPr>
-              <w:t xml:space="preserve">tidy()</w:t>
+              <w:t xml:space="preserve">and</w:t>
             </w:r>
             <w:r>
               <w:t xml:space="preserve"> </w:t>
             </w:r>
             <w:r>
-              <w:t xml:space="preserve">and</w:t>
+              <w:rPr>
+                <w:rStyle w:val="VerbatimChar"/>
+              </w:rPr>
+              <w:t xml:space="preserve">glance()</w:t>
             </w:r>
             <w:r>
               <w:t xml:space="preserve"> </w:t>
             </w:r>
             <w:r>
-              <w:rPr>
-                <w:rStyle w:val="VerbatimChar"/>
-              </w:rPr>
-              <w:t xml:space="preserve">glance()</w:t>
-            </w:r>
-            <w:r>
-              <w:t xml:space="preserve"> </w:t>
-            </w:r>
-            <w:r>
-              <w:t xml:space="preserve">and embed them inline. This is</w:t>
-            </w:r>
-            <w:r>
-              <w:t xml:space="preserve"> </w:t>
-            </w:r>
-            <w:r>
-              <w:t xml:space="preserve">the single biggest quality-of-life improvement in reproducible writing.</w:t>
+              <w:t xml:space="preserve">and embed them inline. This is the single biggest quality-of-life improvement in reproducible writing.</w:t>
             </w:r>
           </w:p>
           <w:p/>
@@ -2876,13 +2240,95 @@
         <w:t xml:space="preserve">fig-</w:t>
       </w:r>
       <w:r>
-        <w:t xml:space="preserve">),</w:t>
+        <w:t xml:space="preserve">), then reference it in text with</w:t>
       </w:r>
       <w:r>
         <w:t xml:space="preserve"> </w:t>
       </w:r>
       <w:r>
-        <w:t xml:space="preserve">then reference it in text with</w:t>
+        <w:rPr>
+          <w:rStyle w:val="VerbatimChar"/>
+        </w:rPr>
+        <w:t xml:space="preserve">@fig-something</w:t>
+      </w:r>
+      <w:r>
+        <w:t xml:space="preserve">. Quarto numbers and hyperlinks automatically.</w:t>
+      </w:r>
+    </w:p>
+    <w:p>
+      <w:pPr>
+        <w:pStyle w:val="SourceCode"/>
+      </w:pPr>
+      <w:r>
+        <w:rPr>
+          <w:rStyle w:val="InformationTok"/>
+        </w:rPr>
+        <w:t xml:space="preserve">```{{r}}</w:t>
+      </w:r>
+      <w:r>
+        <w:br/>
+      </w:r>
+      <w:r>
+        <w:rPr>
+          <w:rStyle w:val="InformationTok"/>
+        </w:rPr>
+        <w:t xml:space="preserve">#| label: fig-penguins</w:t>
+      </w:r>
+      <w:r>
+        <w:br/>
+      </w:r>
+      <w:r>
+        <w:rPr>
+          <w:rStyle w:val="InformationTok"/>
+        </w:rPr>
+        <w:t xml:space="preserve">#| fig-cap: "Penguin body mass by species."</w:t>
+      </w:r>
+      <w:r>
+        <w:br/>
+      </w:r>
+      <w:r>
+        <w:rPr>
+          <w:rStyle w:val="InformationTok"/>
+        </w:rPr>
+        <w:t xml:space="preserve">#| eval: true</w:t>
+      </w:r>
+      <w:r>
+        <w:br/>
+      </w:r>
+      <w:r>
+        <w:br/>
+      </w:r>
+      <w:r>
+        <w:rPr>
+          <w:rStyle w:val="InformationTok"/>
+        </w:rPr>
+        <w:t xml:space="preserve">ggplot(penguins, aes(x = species, y = body_mass_g)) +</w:t>
+      </w:r>
+      <w:r>
+        <w:br/>
+      </w:r>
+      <w:r>
+        <w:rPr>
+          <w:rStyle w:val="InformationTok"/>
+        </w:rPr>
+        <w:t xml:space="preserve">  geom_boxplot()</w:t>
+      </w:r>
+      <w:r>
+        <w:br/>
+      </w:r>
+      <w:r>
+        <w:rPr>
+          <w:rStyle w:val="InformationTok"/>
+        </w:rPr>
+        <w:t xml:space="preserve">```</w:t>
+      </w:r>
+    </w:p>
+    <w:p>
+      <w:pPr>
+        <w:pStyle w:val="FirstParagraph"/>
+      </w:pPr>
+      <w:r>
+        <w:t xml:space="preserve">In prose:</w:t>
       </w:r>
       <w:r>
         <w:t xml:space="preserve"> </w:t>
@@ -2891,152 +2337,27 @@
         <w:rPr>
           <w:rStyle w:val="VerbatimChar"/>
         </w:rPr>
-        <w:t xml:space="preserve">@fig-something</w:t>
-      </w:r>
-      <w:r>
-        <w:t xml:space="preserve">. Quarto numbers and</w:t>
+        <w:t xml:space="preserve">As shown in @fig-penguins, Gentoo penguins are heavier...</w:t>
+      </w:r>
+    </w:p>
+    <w:p>
+      <w:pPr>
+        <w:pStyle w:val="BodyText"/>
+      </w:pPr>
+      <w:r>
+        <w:t xml:space="preserve">Same pattern for tables (</w:t>
+      </w:r>
+      <w:r>
+        <w:rPr>
+          <w:rStyle w:val="VerbatimChar"/>
+        </w:rPr>
+        <w:t xml:space="preserve">#| label: tbl-summary</w:t>
       </w:r>
       <w:r>
         <w:t xml:space="preserve"> </w:t>
       </w:r>
       <w:r>
-        <w:t xml:space="preserve">hyperlinks automatically.</w:t>
-      </w:r>
-    </w:p>
-    <w:p>
-      <w:pPr>
-        <w:pStyle w:val="SourceCode"/>
-      </w:pPr>
-      <w:r>
-        <w:rPr>
-          <w:rStyle w:val="InformationTok"/>
-        </w:rPr>
-        <w:t xml:space="preserve">```{r}</w:t>
-      </w:r>
-      <w:r>
-        <w:br/>
-      </w:r>
-      <w:r>
-        <w:rPr>
-          <w:rStyle w:val="CommentTok"/>
-        </w:rPr>
-        <w:t xml:space="preserve">#| label: fig-penguins</w:t>
-      </w:r>
-      <w:r>
-        <w:br/>
-      </w:r>
-      <w:r>
-        <w:rPr>
-          <w:rStyle w:val="CommentTok"/>
-        </w:rPr>
-        <w:t xml:space="preserve">#| fig-cap: "Penguin body mass by species."</w:t>
-      </w:r>
-      <w:r>
-        <w:br/>
-      </w:r>
-      <w:r>
-        <w:rPr>
-          <w:rStyle w:val="CommentTok"/>
-        </w:rPr>
-        <w:t xml:space="preserve">#| eval: true</w:t>
-      </w:r>
-      <w:r>
-        <w:br/>
-      </w:r>
-      <w:r>
-        <w:br/>
-      </w:r>
-      <w:r>
-        <w:rPr>
-          <w:rStyle w:val="FunctionTok"/>
-        </w:rPr>
-        <w:t xml:space="preserve">ggplot</w:t>
-      </w:r>
-      <w:r>
-        <w:rPr>
-          <w:rStyle w:val="NormalTok"/>
-        </w:rPr>
-        <w:t xml:space="preserve">(penguins, </w:t>
-      </w:r>
-      <w:r>
-        <w:rPr>
-          <w:rStyle w:val="FunctionTok"/>
-        </w:rPr>
-        <w:t xml:space="preserve">aes</w:t>
-      </w:r>
-      <w:r>
-        <w:rPr>
-          <w:rStyle w:val="NormalTok"/>
-        </w:rPr>
-        <w:t xml:space="preserve">(</w:t>
-      </w:r>
-      <w:r>
-        <w:rPr>
-          <w:rStyle w:val="AttributeTok"/>
-        </w:rPr>
-        <w:t xml:space="preserve">x =</w:t>
-      </w:r>
-      <w:r>
-        <w:rPr>
-          <w:rStyle w:val="NormalTok"/>
-        </w:rPr>
-        <w:t xml:space="preserve"> species, </w:t>
-      </w:r>
-      <w:r>
-        <w:rPr>
-          <w:rStyle w:val="AttributeTok"/>
-        </w:rPr>
-        <w:t xml:space="preserve">y =</w:t>
-      </w:r>
-      <w:r>
-        <w:rPr>
-          <w:rStyle w:val="NormalTok"/>
-        </w:rPr>
-        <w:t xml:space="preserve"> body_mass_g)) </w:t>
-      </w:r>
-      <w:r>
-        <w:rPr>
-          <w:rStyle w:val="SpecialCharTok"/>
-        </w:rPr>
-        <w:t xml:space="preserve">+</w:t>
-      </w:r>
-      <w:r>
-        <w:br/>
-      </w:r>
-      <w:r>
-        <w:rPr>
-          <w:rStyle w:val="NormalTok"/>
-        </w:rPr>
-        <w:t xml:space="preserve">  </w:t>
-      </w:r>
-      <w:r>
-        <w:rPr>
-          <w:rStyle w:val="FunctionTok"/>
-        </w:rPr>
-        <w:t xml:space="preserve">geom_boxplot</w:t>
-      </w:r>
-      <w:r>
-        <w:rPr>
-          <w:rStyle w:val="NormalTok"/>
-        </w:rPr>
-        <w:t xml:space="preserve">()</w:t>
-      </w:r>
-      <w:r>
-        <w:br/>
-      </w:r>
-      <w:r>
-        <w:rPr>
-          <w:rStyle w:val="InformationTok"/>
-        </w:rPr>
-        <w:t xml:space="preserve">```</w:t>
-      </w:r>
-    </w:p>
-    <w:p>
-      <w:pPr>
-        <w:pStyle w:val="FirstParagraph"/>
-      </w:pPr>
-      <w:r>
-        <w:t xml:space="preserve">In prose:</w:t>
+        <w:t xml:space="preserve">→</w:t>
       </w:r>
       <w:r>
         <w:t xml:space="preserve"> </w:t>
@@ -3045,45 +2366,10 @@
         <w:rPr>
           <w:rStyle w:val="VerbatimChar"/>
         </w:rPr>
-        <w:t xml:space="preserve">As shown in @fig-penguins, Gentoo penguins are heavier...</w:t>
-      </w:r>
-    </w:p>
-    <w:p>
-      <w:pPr>
-        <w:pStyle w:val="BodyText"/>
-      </w:pPr>
-      <w:r>
-        <w:t xml:space="preserve">Same pattern for tables (</w:t>
-      </w:r>
-      <w:r>
-        <w:rPr>
-          <w:rStyle w:val="VerbatimChar"/>
-        </w:rPr>
-        <w:t xml:space="preserve">#| label: tbl-summary</w:t>
-      </w:r>
-      <w:r>
-        <w:t xml:space="preserve"> </w:t>
-      </w:r>
-      <w:r>
-        <w:t xml:space="preserve">→</w:t>
-      </w:r>
-      <w:r>
-        <w:t xml:space="preserve"> </w:t>
-      </w:r>
-      <w:r>
-        <w:rPr>
-          <w:rStyle w:val="VerbatimChar"/>
-        </w:rPr>
         <w:t xml:space="preserve">@tbl-summary</w:t>
       </w:r>
       <w:r>
-        <w:t xml:space="preserve">) and</w:t>
-      </w:r>
-      <w:r>
-        <w:t xml:space="preserve"> </w:t>
-      </w:r>
-      <w:r>
-        <w:t xml:space="preserve">equations (</w:t>
+        <w:t xml:space="preserve">) and equations (</w:t>
       </w:r>
       <w:r>
         <w:rPr>
@@ -3199,19 +2485,7 @@
         <w:pStyle w:val="BodyText"/>
       </w:pPr>
       <w:r>
-        <w:t xml:space="preserve">Quarto saves the output of slow chunks (model fits, large file reads) and</w:t>
-      </w:r>
-      <w:r>
-        <w:t xml:space="preserve"> </w:t>
-      </w:r>
-      <w:r>
-        <w:t xml:space="preserve">skips re-running them until the chunk code changes. Clear the cache by</w:t>
-      </w:r>
-      <w:r>
-        <w:t xml:space="preserve"> </w:t>
-      </w:r>
-      <w:r>
-        <w:t xml:space="preserve">deleting the</w:t>
+        <w:t xml:space="preserve">Quarto saves the output of slow chunks (model fits, large file reads) and skips re-running them until the chunk code changes. Clear the cache by deleting the</w:t>
       </w:r>
       <w:r>
         <w:t xml:space="preserve"> </w:t>
@@ -3453,34 +2727,22 @@
               <w:t xml:space="preserve">quarto render</w:t>
             </w:r>
             <w:r>
-              <w:t xml:space="preserve">. The</w:t>
+              <w:t xml:space="preserve">. The rendered output is stored in</w:t>
             </w:r>
             <w:r>
               <w:t xml:space="preserve"> </w:t>
             </w:r>
             <w:r>
-              <w:t xml:space="preserve">rendered output is stored in</w:t>
+              <w:rPr>
+                <w:rStyle w:val="VerbatimChar"/>
+              </w:rPr>
+              <w:t xml:space="preserve">_freeze/</w:t>
             </w:r>
             <w:r>
               <w:t xml:space="preserve"> </w:t>
             </w:r>
             <w:r>
-              <w:rPr>
-                <w:rStyle w:val="VerbatimChar"/>
-              </w:rPr>
-              <w:t xml:space="preserve">_freeze/</w:t>
-            </w:r>
-            <w:r>
-              <w:t xml:space="preserve"> </w:t>
-            </w:r>
-            <w:r>
-              <w:t xml:space="preserve">— commit this folder to git so</w:t>
-            </w:r>
-            <w:r>
-              <w:t xml:space="preserve"> </w:t>
-            </w:r>
-            <w:r>
-              <w:t xml:space="preserve">collaborators and GitHub Pages do not re-run everything from scratch.</w:t>
+              <w:t xml:space="preserve">— commit this folder to git so collaborators and GitHub Pages do not re-run everything from scratch.</w:t>
             </w:r>
           </w:p>
           <w:p/>
@@ -3509,13 +2771,7 @@
         <w:pStyle w:val="FirstParagraph"/>
       </w:pPr>
       <w:r>
-        <w:t xml:space="preserve">Run the same document template with different inputs — one report per species,</w:t>
-      </w:r>
-      <w:r>
-        <w:t xml:space="preserve"> </w:t>
-      </w:r>
-      <w:r>
-        <w:t xml:space="preserve">per lake, per year — without copying the file.</w:t>
+        <w:t xml:space="preserve">Run the same document template with different inputs — one report per species, per lake, per year — without copying the file.</w:t>
       </w:r>
     </w:p>
     <w:p>
@@ -3882,19 +3138,7 @@
               <w:spacing w:before="16" w:after="16"/>
             </w:pPr>
             <w:r>
-              <w:t xml:space="preserve">Parameterised reports are ideal for: annual monitoring reports (one per site),</w:t>
-            </w:r>
-            <w:r>
-              <w:t xml:space="preserve"> </w:t>
-            </w:r>
-            <w:r>
-              <w:t xml:space="preserve">species summaries (one per taxon), and assignment feedback (one per student</w:t>
-            </w:r>
-            <w:r>
-              <w:t xml:space="preserve"> </w:t>
-            </w:r>
-            <w:r>
-              <w:t xml:space="preserve">dataset). Write the template once; render dozens of customised documents.</w:t>
+              <w:t xml:space="preserve">Parameterised reports are ideal for: annual monitoring reports (one per site), species summaries (one per taxon), and assignment feedback (one per student dataset). Write the template once; render dozens of customised documents.</w:t>
             </w:r>
           </w:p>
           <w:p/>

--- a/docs/common_code/18_quarto_basics/quarto_basics.docx
+++ b/docs/common_code/18_quarto_basics/quarto_basics.docx
@@ -31,7 +31,7 @@
         <w:pStyle w:val="Date"/>
       </w:pPr>
       <w:r>
-        <w:t xml:space="preserve">2026-07-05</w:t>
+        <w:t xml:space="preserve">2026-08-27</w:t>
       </w:r>
     </w:p>
     <w:bookmarkStart w:id="10" w:name="quarto-document-basics"/>
@@ -3925,17 +3925,7 @@
           <w:i/>
           <w:iCs/>
         </w:rPr>
-        <w:t xml:space="preserve">End of Common Code 17 — Quarto Document Basics.</w:t>
-      </w:r>
-      <w:r>
-        <w:t xml:space="preserve"> </w:t>
-      </w:r>
-      <w:r>
-        <w:rPr>
-          <w:i/>
-          <w:iCs/>
-        </w:rPr>
-        <w:t xml:space="preserve">Next: Common Code 18 — Iteration with purrr.</w:t>
+        <w:t xml:space="preserve">End of Common Code 18 — Quarto Document Basics.</w:t>
       </w:r>
     </w:p>
     <w:bookmarkEnd w:id="30"/>

--- a/docs/common_code/18_quarto_basics/quarto_basics.docx
+++ b/docs/common_code/18_quarto_basics/quarto_basics.docx
@@ -31,7 +31,7 @@
         <w:pStyle w:val="Date"/>
       </w:pPr>
       <w:r>
-        <w:t xml:space="preserve">2026-08-27</w:t>
+        <w:t xml:space="preserve">2026-09-01</w:t>
       </w:r>
     </w:p>
     <w:bookmarkStart w:id="10" w:name="quarto-document-basics"/>

--- a/docs/common_code/18_quarto_basics/quarto_basics.docx
+++ b/docs/common_code/18_quarto_basics/quarto_basics.docx
@@ -31,7 +31,7 @@
         <w:pStyle w:val="Date"/>
       </w:pPr>
       <w:r>
-        <w:t xml:space="preserve">2026-09-01</w:t>
+        <w:t xml:space="preserve">2026-09-03</w:t>
       </w:r>
     </w:p>
     <w:bookmarkStart w:id="10" w:name="quarto-document-basics"/>

--- a/docs/common_code/18_quarto_basics/quarto_basics.docx
+++ b/docs/common_code/18_quarto_basics/quarto_basics.docx
@@ -4796,8 +4796,8 @@
       <w:rFonts w:asciiTheme="majorHAnsi" w:cstheme="majorBidi" w:eastAsiaTheme="majorEastAsia" w:hAnsiTheme="majorHAnsi"/>
       <w:spacing w:val="-10"/>
       <w:kern w:val="28"/>
-      <w:sz w:val="56"/>
-      <w:szCs w:val="56"/>
+      <w:sz w:val="40"/>
+      <w:szCs w:val="40"/>
     </w:rPr>
   </w:style>
   <w:style w:customStyle="1" w:styleId="TitleChar" w:type="character">
@@ -4810,8 +4810,8 @@
       <w:rFonts w:asciiTheme="majorHAnsi" w:cstheme="majorBidi" w:eastAsiaTheme="majorEastAsia" w:hAnsiTheme="majorHAnsi"/>
       <w:spacing w:val="-10"/>
       <w:kern w:val="28"/>
-      <w:sz w:val="56"/>
-      <w:szCs w:val="56"/>
+      <w:sz w:val="40"/>
+      <w:szCs w:val="40"/>
     </w:rPr>
   </w:style>
   <w:style w:styleId="Subtitle" w:type="paragraph">

--- a/docs/common_code/18_quarto_basics/quarto_basics.docx
+++ b/docs/common_code/18_quarto_basics/quarto_basics.docx
@@ -31,7 +31,7 @@
         <w:pStyle w:val="Date"/>
       </w:pPr>
       <w:r>
-        <w:t xml:space="preserve">2026-09-03</w:t>
+        <w:t xml:space="preserve">2026-09-04</w:t>
       </w:r>
     </w:p>
     <w:bookmarkStart w:id="10" w:name="quarto-document-basics"/>
